--- a/STARLAB_Unit_3/Teaching Guides/Week_11_Expanding Trials and Checking Reliability.docx
+++ b/STARLAB_Unit_3/Teaching Guides/Week_11_Expanding Trials and Checking Reliability.docx
@@ -208,6 +208,12 @@
           <w:rtl w:val="0"/>
         </w:rPr>
         <w:t xml:space="preserve">Teacher Materials</w:t>
+      </w:r>
+    </w:p>
+    <w:p>
+      <w:pPr/>
+      <w:r>
+        <w:t>Deck Use: No New Deck - data collection and reliability work sessions</w:t>
       </w:r>
     </w:p>
     <w:p>

--- a/STARLAB_Unit_3/Teaching Guides/Week_11_Expanding Trials and Checking Reliability.docx
+++ b/STARLAB_Unit_3/Teaching Guides/Week_11_Expanding Trials and Checking Reliability.docx
@@ -258,10 +258,7 @@
         <w:ind w:left="720" w:hanging="360"/>
       </w:pPr>
       <w:r>
-        <w:rPr>
-          <w:rtl w:val="0"/>
-        </w:rPr>
-        <w:t xml:space="preserve">Appendix M: Trials, Sample Size, and Repetition Guide</w:t>
+        <w:t>Optional / Teacher Reference - Appendix M: Trials, Sample Size, and Repetition Guide</w:t>
       </w:r>
     </w:p>
     <w:p>

--- a/STARLAB_Unit_3/Teaching Guides/Week_11_Expanding Trials and Checking Reliability.docx
+++ b/STARLAB_Unit_3/Teaching Guides/Week_11_Expanding Trials and Checking Reliability.docx
@@ -4,37 +4,63 @@
   <w:body>
     <w:p>
       <w:pPr>
-        <w:pStyle w:val="Heading1"/>
-        <w:keepNext w:val="0"/>
-        <w:keepLines w:val="0"/>
-        <w:spacing w:before="480" w:lineRule="auto"/>
-        <w:rPr>
-          <w:b w:val="1"/>
-          <w:bCs w:val="1"/>
-          <w:sz w:val="46"/>
-          <w:szCs w:val="46"/>
-        </w:rPr>
-      </w:pPr>
-      <w:bookmarkStart w:colFirst="0" w:colLast="0" w:name="_oq44v2fjol5s" w:id="79"/>
-      <w:bookmarkEnd w:id="79"/>
+        <w:pStyle w:val="STARLABBrand"/>
+        <w:keepNext/>
+        <w:widowControl/>
+        <w:spacing w:before="0" w:after="40" w:line="240" w:lineRule="auto"/>
+      </w:pPr>
       <w:r>
         <w:rPr>
-          <w:b w:val="1"/>
-          <w:bCs w:val="1"/>
-          <w:sz w:val="46"/>
-          <w:szCs w:val="46"/>
-          <w:rtl w:val="0"/>
+          <w:rFonts w:ascii="Arial" w:hAnsi="Arial"/>
+          <w:b/>
+          <w:color w:val="E31B23"/>
         </w:rPr>
-        <w:t xml:space="preserve">Week 11: Expanding Trials and Checking Reliability</w:t>
+        <w:t>STARLAB</w:t>
       </w:r>
     </w:p>
     <w:p>
       <w:pPr>
+        <w:pStyle w:val="STARLABWeekTitle"/>
+        <w:keepNext/>
+        <w:widowControl/>
+        <w:spacing w:before="0" w:after="80" w:line="240" w:lineRule="auto"/>
+      </w:pPr>
+      <w:r>
+        <w:rPr>
+          <w:rFonts w:ascii="Arial" w:hAnsi="Arial"/>
+          <w:b/>
+          <w:color w:val="111111"/>
+        </w:rPr>
+        <w:t>Week 11: Expanding Trials and Checking Reliability</w:t>
+      </w:r>
+    </w:p>
+    <w:p>
+      <w:pPr>
+        <w:pStyle w:val="STARLABGuideSubtitle"/>
+        <w:keepNext/>
+        <w:widowControl/>
+        <w:pBdr>
+          <w:bottom w:val="single" w:sz="14" w:space="5" w:color="E31B23"/>
+        </w:pBdr>
+        <w:spacing w:before="0" w:after="260" w:line="240" w:lineRule="auto"/>
+      </w:pPr>
+      <w:r>
+        <w:rPr>
+          <w:rFonts w:ascii="Arial" w:hAnsi="Arial"/>
+          <w:color w:val="555555"/>
+        </w:rPr>
+        <w:t>STARLAB Unit 3 Teaching Guide</w:t>
+      </w:r>
+    </w:p>
+    <w:p>
+      <w:pPr>
         <w:pStyle w:val="Heading2"/>
-        <w:keepNext w:val="0"/>
+        <w:keepNext/>
         <w:keepLines w:val="0"/>
-        <w:spacing w:after="80" w:lineRule="auto"/>
+        <w:widowControl/>
+        <w:spacing w:after="80" w:lineRule="auto" w:before="220" w:line="240"/>
         <w:rPr>
+          <w:rFonts w:ascii="Arial" w:hAnsi="Arial" w:eastAsia="Arial" w:cs="Arial"/>
           <w:b w:val="1"/>
           <w:bCs w:val="1"/>
           <w:sz w:val="34"/>
@@ -45,8 +71,10 @@
       <w:bookmarkEnd w:id="80"/>
       <w:r>
         <w:rPr>
-          <w:b w:val="1"/>
+          <w:rFonts w:ascii="Arial" w:hAnsi="Arial" w:eastAsia="Arial" w:cs="Arial"/>
+          <w:b/>
           <w:bCs w:val="1"/>
+          <w:color w:val="E31B23"/>
           <w:sz w:val="34"/>
           <w:szCs w:val="34"/>
           <w:rtl w:val="0"/>
@@ -56,11 +84,17 @@
     </w:p>
     <w:p>
       <w:pPr>
-        <w:spacing w:after="240" w:before="240" w:lineRule="auto"/>
-        <w:rPr/>
+        <w:keepNext w:val="0"/>
+        <w:widowControl/>
+        <w:spacing w:after="80" w:before="0" w:lineRule="auto" w:line="252"/>
+        <w:rPr>
+          <w:rFonts w:ascii="Arial" w:hAnsi="Arial" w:eastAsia="Arial" w:cs="Arial"/>
+        </w:rPr>
       </w:pPr>
       <w:r>
         <w:rPr>
+          <w:rFonts w:ascii="Arial" w:hAnsi="Arial" w:eastAsia="Arial" w:cs="Arial"/>
+          <w:color w:val="111111"/>
           <w:rtl w:val="0"/>
         </w:rPr>
         <w:t xml:space="preserve">Week 11 focuses on building enough evidence. Students should continue data collection while considering whether their trials, samples, iterations, or observations are sufficient to support later analysis.</w:t>
@@ -69,10 +103,12 @@
     <w:p>
       <w:pPr>
         <w:pStyle w:val="Heading2"/>
-        <w:keepNext w:val="0"/>
+        <w:keepNext/>
         <w:keepLines w:val="0"/>
-        <w:spacing w:after="80" w:lineRule="auto"/>
+        <w:widowControl/>
+        <w:spacing w:after="80" w:lineRule="auto" w:before="220" w:line="240"/>
         <w:rPr>
+          <w:rFonts w:ascii="Arial" w:hAnsi="Arial" w:eastAsia="Arial" w:cs="Arial"/>
           <w:b w:val="1"/>
           <w:bCs w:val="1"/>
           <w:sz w:val="34"/>
@@ -83,8 +119,10 @@
       <w:bookmarkEnd w:id="81"/>
       <w:r>
         <w:rPr>
-          <w:b w:val="1"/>
+          <w:rFonts w:ascii="Arial" w:hAnsi="Arial" w:eastAsia="Arial" w:cs="Arial"/>
+          <w:b/>
           <w:bCs w:val="1"/>
+          <w:color w:val="E31B23"/>
           <w:sz w:val="34"/>
           <w:szCs w:val="34"/>
           <w:rtl w:val="0"/>
@@ -94,11 +132,19 @@
     </w:p>
     <w:p>
       <w:pPr>
-        <w:spacing w:after="240" w:before="240" w:lineRule="auto"/>
-        <w:rPr/>
+        <w:pStyle w:val="STARLABLabel"/>
+        <w:keepNext/>
+        <w:widowControl/>
+        <w:spacing w:after="20" w:before="80" w:lineRule="auto" w:line="240"/>
+        <w:rPr>
+          <w:rFonts w:ascii="Arial" w:hAnsi="Arial" w:eastAsia="Arial" w:cs="Arial"/>
+        </w:rPr>
       </w:pPr>
       <w:r>
         <w:rPr>
+          <w:rFonts w:ascii="Arial" w:hAnsi="Arial" w:eastAsia="Arial" w:cs="Arial"/>
+          <w:b/>
+          <w:color w:val="111111"/>
           <w:rtl w:val="0"/>
         </w:rPr>
         <w:t xml:space="preserve">Students will be able to:</w:t>
@@ -106,15 +152,20 @@
     </w:p>
     <w:p>
       <w:pPr>
+        <w:keepNext w:val="0"/>
+        <w:widowControl/>
         <w:numPr>
           <w:ilvl w:val="0"/>
-          <w:numId w:val="20"/>
+          <w:numId w:val="123"/>
         </w:numPr>
-        <w:spacing w:after="0" w:afterAutospacing="0" w:before="240" w:lineRule="auto"/>
-        <w:ind w:left="720" w:hanging="360"/>
+        <w:pStyle w:val="ListBullet"/>
+        <w:spacing w:after="40" w:afterAutospacing="0" w:before="0" w:lineRule="auto" w:line="252"/>
+        <w:ind/>
       </w:pPr>
       <w:r>
         <w:rPr>
+          <w:rFonts w:ascii="Arial" w:hAnsi="Arial" w:eastAsia="Arial" w:cs="Arial"/>
+          <w:color w:val="111111"/>
           <w:rtl w:val="0"/>
         </w:rPr>
         <w:t xml:space="preserve">Continue collecting data across repeated trials or iterations.</w:t>
@@ -122,15 +173,20 @@
     </w:p>
     <w:p>
       <w:pPr>
+        <w:keepNext w:val="0"/>
+        <w:widowControl/>
         <w:numPr>
           <w:ilvl w:val="0"/>
-          <w:numId w:val="20"/>
+          <w:numId w:val="123"/>
         </w:numPr>
-        <w:spacing w:after="0" w:afterAutospacing="0" w:before="0" w:beforeAutospacing="0" w:lineRule="auto"/>
-        <w:ind w:left="720" w:hanging="360"/>
+        <w:pStyle w:val="ListBullet"/>
+        <w:spacing w:after="40" w:afterAutospacing="0" w:before="0" w:beforeAutospacing="0" w:lineRule="auto" w:line="252"/>
+        <w:ind/>
       </w:pPr>
       <w:r>
         <w:rPr>
+          <w:rFonts w:ascii="Arial" w:hAnsi="Arial" w:eastAsia="Arial" w:cs="Arial"/>
+          <w:color w:val="111111"/>
           <w:rtl w:val="0"/>
         </w:rPr>
         <w:t xml:space="preserve">Evaluate whether the amount of data is sufficient.</w:t>
@@ -138,15 +194,20 @@
     </w:p>
     <w:p>
       <w:pPr>
+        <w:keepNext w:val="0"/>
+        <w:widowControl/>
         <w:numPr>
           <w:ilvl w:val="0"/>
-          <w:numId w:val="20"/>
+          <w:numId w:val="123"/>
         </w:numPr>
-        <w:spacing w:after="0" w:afterAutospacing="0" w:before="0" w:beforeAutospacing="0" w:lineRule="auto"/>
-        <w:ind w:left="720" w:hanging="360"/>
+        <w:pStyle w:val="ListBullet"/>
+        <w:spacing w:after="40" w:afterAutospacing="0" w:before="0" w:beforeAutospacing="0" w:lineRule="auto" w:line="252"/>
+        <w:ind/>
       </w:pPr>
       <w:r>
         <w:rPr>
+          <w:rFonts w:ascii="Arial" w:hAnsi="Arial" w:eastAsia="Arial" w:cs="Arial"/>
+          <w:color w:val="111111"/>
           <w:rtl w:val="0"/>
         </w:rPr>
         <w:t xml:space="preserve">Identify patterns, outliers, or inconsistencies without over-interpreting.</w:t>
@@ -154,15 +215,20 @@
     </w:p>
     <w:p>
       <w:pPr>
+        <w:keepNext w:val="0"/>
+        <w:widowControl/>
         <w:numPr>
           <w:ilvl w:val="0"/>
-          <w:numId w:val="20"/>
+          <w:numId w:val="123"/>
         </w:numPr>
-        <w:spacing w:after="0" w:afterAutospacing="0" w:before="0" w:beforeAutospacing="0" w:lineRule="auto"/>
-        <w:ind w:left="720" w:hanging="360"/>
+        <w:pStyle w:val="ListBullet"/>
+        <w:spacing w:after="40" w:afterAutospacing="0" w:before="0" w:beforeAutospacing="0" w:lineRule="auto" w:line="252"/>
+        <w:ind/>
       </w:pPr>
       <w:r>
         <w:rPr>
+          <w:rFonts w:ascii="Arial" w:hAnsi="Arial" w:eastAsia="Arial" w:cs="Arial"/>
+          <w:color w:val="111111"/>
           <w:rtl w:val="0"/>
         </w:rPr>
         <w:t xml:space="preserve">Plan additional trials where needed.</w:t>
@@ -170,15 +236,20 @@
     </w:p>
     <w:p>
       <w:pPr>
+        <w:keepNext w:val="0"/>
+        <w:widowControl/>
         <w:numPr>
           <w:ilvl w:val="0"/>
-          <w:numId w:val="20"/>
+          <w:numId w:val="123"/>
         </w:numPr>
-        <w:spacing w:after="240" w:before="0" w:beforeAutospacing="0" w:lineRule="auto"/>
-        <w:ind w:left="720" w:hanging="360"/>
+        <w:pStyle w:val="ListBullet"/>
+        <w:spacing w:after="40" w:before="0" w:beforeAutospacing="0" w:lineRule="auto" w:line="252"/>
+        <w:ind/>
       </w:pPr>
       <w:r>
         <w:rPr>
+          <w:rFonts w:ascii="Arial" w:hAnsi="Arial" w:eastAsia="Arial" w:cs="Arial"/>
+          <w:color w:val="111111"/>
           <w:rtl w:val="0"/>
         </w:rPr>
         <w:t xml:space="preserve">Update their timeline based on progress.</w:t>
@@ -187,10 +258,12 @@
     <w:p>
       <w:pPr>
         <w:pStyle w:val="Heading2"/>
-        <w:keepNext w:val="0"/>
+        <w:keepNext/>
         <w:keepLines w:val="0"/>
-        <w:spacing w:after="80" w:lineRule="auto"/>
+        <w:widowControl/>
+        <w:spacing w:after="80" w:lineRule="auto" w:before="220" w:line="240"/>
         <w:rPr>
+          <w:rFonts w:ascii="Arial" w:hAnsi="Arial" w:eastAsia="Arial" w:cs="Arial"/>
           <w:b w:val="1"/>
           <w:bCs w:val="1"/>
           <w:sz w:val="34"/>
@@ -201,8 +274,10 @@
       <w:bookmarkEnd w:id="82"/>
       <w:r>
         <w:rPr>
-          <w:b w:val="1"/>
+          <w:rFonts w:ascii="Arial" w:hAnsi="Arial" w:eastAsia="Arial" w:cs="Arial"/>
+          <w:b/>
           <w:bCs w:val="1"/>
+          <w:color w:val="E31B23"/>
           <w:sz w:val="34"/>
           <w:szCs w:val="34"/>
           <w:rtl w:val="0"/>
@@ -211,22 +286,40 @@
       </w:r>
     </w:p>
     <w:p>
-      <w:pPr/>
+      <w:pPr>
+        <w:pStyle w:val="STARLABDeckUse"/>
+        <w:shd w:val="clear" w:color="auto" w:fill="F2F2F2"/>
+        <w:keepNext w:val="0"/>
+        <w:widowControl/>
+        <w:pBdr>
+          <w:left w:val="single" w:sz="18" w:space="6" w:color="E31B23"/>
+        </w:pBdr>
+        <w:spacing w:before="40" w:after="140" w:line="252" w:lineRule="auto"/>
+      </w:pPr>
       <w:r>
+        <w:rPr>
+          <w:rFonts w:ascii="Arial" w:hAnsi="Arial"/>
+          <w:color w:val="111111"/>
+        </w:rPr>
         <w:t>Deck Use: No New Deck - data collection and reliability work sessions</w:t>
       </w:r>
     </w:p>
     <w:p>
       <w:pPr>
+        <w:keepNext w:val="0"/>
+        <w:widowControl/>
         <w:numPr>
           <w:ilvl w:val="0"/>
-          <w:numId w:val="119"/>
+          <w:numId w:val="123"/>
         </w:numPr>
-        <w:spacing w:after="0" w:afterAutospacing="0" w:before="240" w:lineRule="auto"/>
-        <w:ind w:left="720" w:hanging="360"/>
+        <w:pStyle w:val="ListBullet"/>
+        <w:spacing w:after="40" w:afterAutospacing="0" w:before="0" w:lineRule="auto" w:line="252"/>
+        <w:ind/>
       </w:pPr>
       <w:r>
         <w:rPr>
+          <w:rFonts w:ascii="Arial" w:hAnsi="Arial" w:eastAsia="Arial" w:cs="Arial"/>
+          <w:color w:val="111111"/>
           <w:rtl w:val="0"/>
         </w:rPr>
         <w:t xml:space="preserve">Student Handout 13: Reliability and Completeness Check</w:t>
@@ -234,15 +327,20 @@
     </w:p>
     <w:p>
       <w:pPr>
+        <w:keepNext w:val="0"/>
+        <w:widowControl/>
         <w:numPr>
           <w:ilvl w:val="0"/>
-          <w:numId w:val="119"/>
+          <w:numId w:val="123"/>
         </w:numPr>
-        <w:spacing w:after="0" w:afterAutospacing="0" w:before="0" w:beforeAutospacing="0" w:lineRule="auto"/>
-        <w:ind w:left="720" w:hanging="360"/>
+        <w:pStyle w:val="ListBullet"/>
+        <w:spacing w:after="40" w:afterAutospacing="0" w:before="0" w:beforeAutospacing="0" w:lineRule="auto" w:line="252"/>
+        <w:ind/>
       </w:pPr>
       <w:r>
         <w:rPr>
+          <w:rFonts w:ascii="Arial" w:hAnsi="Arial" w:eastAsia="Arial" w:cs="Arial"/>
+          <w:color w:val="111111"/>
           <w:rtl w:val="0"/>
         </w:rPr>
         <w:t xml:space="preserve">Student Handout 9: Weekly Progress Check-In</w:t>
@@ -250,24 +348,33 @@
     </w:p>
     <w:p>
       <w:pPr>
+        <w:keepNext w:val="0"/>
+        <w:widowControl/>
         <w:numPr>
           <w:ilvl w:val="0"/>
-          <w:numId w:val="119"/>
+          <w:numId w:val="123"/>
         </w:numPr>
-        <w:spacing w:after="240" w:before="0" w:beforeAutospacing="0" w:lineRule="auto"/>
-        <w:ind w:left="720" w:hanging="360"/>
+        <w:pStyle w:val="ListBullet"/>
+        <w:spacing w:after="40" w:before="0" w:beforeAutospacing="0" w:lineRule="auto" w:line="252"/>
+        <w:ind/>
       </w:pPr>
       <w:r>
+        <w:rPr>
+          <w:rFonts w:ascii="Arial" w:hAnsi="Arial"/>
+          <w:color w:val="111111"/>
+        </w:rPr>
         <w:t>Optional / Teacher Reference - Appendix M: Trials, Sample Size, and Repetition Guide</w:t>
       </w:r>
     </w:p>
     <w:p>
       <w:pPr>
         <w:pStyle w:val="Heading2"/>
-        <w:keepNext w:val="0"/>
+        <w:keepNext/>
         <w:keepLines w:val="0"/>
-        <w:spacing w:after="80" w:lineRule="auto"/>
+        <w:widowControl/>
+        <w:spacing w:after="80" w:lineRule="auto" w:before="220" w:line="240"/>
         <w:rPr>
+          <w:rFonts w:ascii="Arial" w:hAnsi="Arial" w:eastAsia="Arial" w:cs="Arial"/>
           <w:b w:val="1"/>
           <w:bCs w:val="1"/>
           <w:sz w:val="34"/>
@@ -278,8 +385,10 @@
       <w:bookmarkEnd w:id="83"/>
       <w:r>
         <w:rPr>
-          <w:b w:val="1"/>
+          <w:rFonts w:ascii="Arial" w:hAnsi="Arial" w:eastAsia="Arial" w:cs="Arial"/>
+          <w:b/>
           <w:bCs w:val="1"/>
+          <w:color w:val="E31B23"/>
           <w:sz w:val="34"/>
           <w:szCs w:val="34"/>
           <w:rtl w:val="0"/>
@@ -290,13 +399,14 @@
     <w:p>
       <w:pPr>
         <w:pStyle w:val="Heading3"/>
-        <w:keepNext w:val="0"/>
+        <w:keepNext/>
         <w:keepLines w:val="0"/>
-        <w:spacing w:before="280" w:lineRule="auto"/>
+        <w:widowControl/>
+        <w:spacing w:before="140" w:lineRule="auto" w:after="40" w:line="240"/>
         <w:rPr>
+          <w:rFonts w:ascii="Arial" w:hAnsi="Arial" w:eastAsia="Arial" w:cs="Arial"/>
           <w:b w:val="1"/>
           <w:bCs w:val="1"/>
-          <w:color w:val="000000"/>
           <w:sz w:val="26"/>
           <w:szCs w:val="26"/>
         </w:rPr>
@@ -305,9 +415,10 @@
       <w:bookmarkEnd w:id="84"/>
       <w:r>
         <w:rPr>
-          <w:b w:val="1"/>
+          <w:rFonts w:ascii="Arial" w:hAnsi="Arial" w:eastAsia="Arial" w:cs="Arial"/>
+          <w:b/>
           <w:bCs w:val="1"/>
-          <w:color w:val="000000"/>
+          <w:color w:val="111111"/>
           <w:sz w:val="26"/>
           <w:szCs w:val="26"/>
           <w:rtl w:val="0"/>
@@ -317,11 +428,17 @@
     </w:p>
     <w:p>
       <w:pPr>
-        <w:spacing w:after="240" w:before="240" w:lineRule="auto"/>
-        <w:rPr/>
+        <w:keepNext w:val="0"/>
+        <w:widowControl/>
+        <w:spacing w:after="80" w:before="0" w:lineRule="auto" w:line="252"/>
+        <w:rPr>
+          <w:rFonts w:ascii="Arial" w:hAnsi="Arial" w:eastAsia="Arial" w:cs="Arial"/>
+        </w:rPr>
       </w:pPr>
       <w:r>
         <w:rPr>
+          <w:rFonts w:ascii="Arial" w:hAnsi="Arial" w:eastAsia="Arial" w:cs="Arial"/>
+          <w:color w:val="111111"/>
           <w:rtl w:val="0"/>
         </w:rPr>
         <w:t xml:space="preserve">Discuss that “enough” depends on project type, time, reliability, and research goals.</w:t>
@@ -329,11 +446,17 @@
     </w:p>
     <w:p>
       <w:pPr>
-        <w:spacing w:after="240" w:before="240" w:lineRule="auto"/>
-        <w:rPr/>
+        <w:keepNext w:val="0"/>
+        <w:widowControl/>
+        <w:spacing w:after="80" w:before="0" w:lineRule="auto" w:line="252"/>
+        <w:rPr>
+          <w:rFonts w:ascii="Arial" w:hAnsi="Arial" w:eastAsia="Arial" w:cs="Arial"/>
+        </w:rPr>
       </w:pPr>
       <w:r>
         <w:rPr>
+          <w:rFonts w:ascii="Arial" w:hAnsi="Arial" w:eastAsia="Arial" w:cs="Arial"/>
+          <w:color w:val="111111"/>
           <w:rtl w:val="0"/>
         </w:rPr>
         <w:t xml:space="preserve">Students should consider:</w:t>
@@ -341,15 +464,19 @@
     </w:p>
     <w:p>
       <w:pPr>
+        <w:keepNext w:val="0"/>
+        <w:widowControl/>
         <w:numPr>
           <w:ilvl w:val="0"/>
           <w:numId w:val="122"/>
         </w:numPr>
-        <w:spacing w:after="0" w:afterAutospacing="0" w:before="240" w:lineRule="auto"/>
+        <w:spacing w:after="80" w:afterAutospacing="0" w:before="0" w:lineRule="auto" w:line="252"/>
         <w:ind w:left="720" w:hanging="360"/>
       </w:pPr>
       <w:r>
         <w:rPr>
+          <w:rFonts w:ascii="Arial" w:hAnsi="Arial" w:eastAsia="Arial" w:cs="Arial"/>
+          <w:color w:val="111111"/>
           <w:rtl w:val="0"/>
         </w:rPr>
         <w:t xml:space="preserve">Number of trials</w:t>
@@ -357,15 +484,19 @@
     </w:p>
     <w:p>
       <w:pPr>
+        <w:keepNext w:val="0"/>
+        <w:widowControl/>
         <w:numPr>
           <w:ilvl w:val="0"/>
           <w:numId w:val="122"/>
         </w:numPr>
-        <w:spacing w:after="0" w:afterAutospacing="0" w:before="0" w:beforeAutospacing="0" w:lineRule="auto"/>
+        <w:spacing w:after="80" w:afterAutospacing="0" w:before="0" w:beforeAutospacing="0" w:lineRule="auto" w:line="252"/>
         <w:ind w:left="720" w:hanging="360"/>
       </w:pPr>
       <w:r>
         <w:rPr>
+          <w:rFonts w:ascii="Arial" w:hAnsi="Arial" w:eastAsia="Arial" w:cs="Arial"/>
+          <w:color w:val="111111"/>
           <w:rtl w:val="0"/>
         </w:rPr>
         <w:t xml:space="preserve">Number of samples</w:t>
@@ -373,15 +504,19 @@
     </w:p>
     <w:p>
       <w:pPr>
+        <w:keepNext w:val="0"/>
+        <w:widowControl/>
         <w:numPr>
           <w:ilvl w:val="0"/>
           <w:numId w:val="122"/>
         </w:numPr>
-        <w:spacing w:after="0" w:afterAutospacing="0" w:before="0" w:beforeAutospacing="0" w:lineRule="auto"/>
+        <w:spacing w:after="80" w:afterAutospacing="0" w:before="0" w:beforeAutospacing="0" w:lineRule="auto" w:line="252"/>
         <w:ind w:left="720" w:hanging="360"/>
       </w:pPr>
       <w:r>
         <w:rPr>
+          <w:rFonts w:ascii="Arial" w:hAnsi="Arial" w:eastAsia="Arial" w:cs="Arial"/>
+          <w:color w:val="111111"/>
           <w:rtl w:val="0"/>
         </w:rPr>
         <w:t xml:space="preserve">Number of prototype iterations</w:t>
@@ -389,15 +524,19 @@
     </w:p>
     <w:p>
       <w:pPr>
+        <w:keepNext w:val="0"/>
+        <w:widowControl/>
         <w:numPr>
           <w:ilvl w:val="0"/>
           <w:numId w:val="122"/>
         </w:numPr>
-        <w:spacing w:after="0" w:afterAutospacing="0" w:before="0" w:beforeAutospacing="0" w:lineRule="auto"/>
+        <w:spacing w:after="80" w:afterAutospacing="0" w:before="0" w:beforeAutospacing="0" w:lineRule="auto" w:line="252"/>
         <w:ind w:left="720" w:hanging="360"/>
       </w:pPr>
       <w:r>
         <w:rPr>
+          <w:rFonts w:ascii="Arial" w:hAnsi="Arial" w:eastAsia="Arial" w:cs="Arial"/>
+          <w:color w:val="111111"/>
           <w:rtl w:val="0"/>
         </w:rPr>
         <w:t xml:space="preserve">Consistency of measurements</w:t>
@@ -405,15 +544,19 @@
     </w:p>
     <w:p>
       <w:pPr>
+        <w:keepNext w:val="0"/>
+        <w:widowControl/>
         <w:numPr>
           <w:ilvl w:val="0"/>
           <w:numId w:val="122"/>
         </w:numPr>
-        <w:spacing w:after="0" w:afterAutospacing="0" w:before="0" w:beforeAutospacing="0" w:lineRule="auto"/>
+        <w:spacing w:after="80" w:afterAutospacing="0" w:before="0" w:beforeAutospacing="0" w:lineRule="auto" w:line="252"/>
         <w:ind w:left="720" w:hanging="360"/>
       </w:pPr>
       <w:r>
         <w:rPr>
+          <w:rFonts w:ascii="Arial" w:hAnsi="Arial" w:eastAsia="Arial" w:cs="Arial"/>
+          <w:color w:val="111111"/>
           <w:rtl w:val="0"/>
         </w:rPr>
         <w:t xml:space="preserve">Variability in results</w:t>
@@ -421,15 +564,19 @@
     </w:p>
     <w:p>
       <w:pPr>
+        <w:keepNext w:val="0"/>
+        <w:widowControl/>
         <w:numPr>
           <w:ilvl w:val="0"/>
           <w:numId w:val="122"/>
         </w:numPr>
-        <w:spacing w:after="0" w:afterAutospacing="0" w:before="0" w:beforeAutospacing="0" w:lineRule="auto"/>
+        <w:spacing w:after="80" w:afterAutospacing="0" w:before="0" w:beforeAutospacing="0" w:lineRule="auto" w:line="252"/>
         <w:ind w:left="720" w:hanging="360"/>
       </w:pPr>
       <w:r>
         <w:rPr>
+          <w:rFonts w:ascii="Arial" w:hAnsi="Arial" w:eastAsia="Arial" w:cs="Arial"/>
+          <w:color w:val="111111"/>
           <w:rtl w:val="0"/>
         </w:rPr>
         <w:t xml:space="preserve">Whether each condition has comparable data</w:t>
@@ -437,15 +584,19 @@
     </w:p>
     <w:p>
       <w:pPr>
+        <w:keepNext w:val="0"/>
+        <w:widowControl/>
         <w:numPr>
           <w:ilvl w:val="0"/>
           <w:numId w:val="122"/>
         </w:numPr>
-        <w:spacing w:after="240" w:before="0" w:beforeAutospacing="0" w:lineRule="auto"/>
+        <w:spacing w:after="80" w:before="0" w:beforeAutospacing="0" w:lineRule="auto" w:line="252"/>
         <w:ind w:left="720" w:hanging="360"/>
       </w:pPr>
       <w:r>
         <w:rPr>
+          <w:rFonts w:ascii="Arial" w:hAnsi="Arial" w:eastAsia="Arial" w:cs="Arial"/>
+          <w:color w:val="111111"/>
           <w:rtl w:val="0"/>
         </w:rPr>
         <w:t xml:space="preserve">Whether the data can answer the research question</w:t>
@@ -453,11 +604,17 @@
     </w:p>
     <w:p>
       <w:pPr>
-        <w:spacing w:after="240" w:before="240" w:lineRule="auto"/>
-        <w:rPr/>
+        <w:keepNext w:val="0"/>
+        <w:widowControl/>
+        <w:spacing w:after="80" w:before="0" w:lineRule="auto" w:line="252"/>
+        <w:rPr>
+          <w:rFonts w:ascii="Arial" w:hAnsi="Arial" w:eastAsia="Arial" w:cs="Arial"/>
+        </w:rPr>
       </w:pPr>
       <w:r>
         <w:rPr>
+          <w:rFonts w:ascii="Arial" w:hAnsi="Arial" w:eastAsia="Arial" w:cs="Arial"/>
+          <w:color w:val="111111"/>
           <w:rtl w:val="0"/>
         </w:rPr>
         <w:t xml:space="preserve">Avoid giving one universal number. Instead, help students justify their data quantity.</w:t>
@@ -466,13 +623,14 @@
     <w:p>
       <w:pPr>
         <w:pStyle w:val="Heading3"/>
-        <w:keepNext w:val="0"/>
+        <w:keepNext/>
         <w:keepLines w:val="0"/>
-        <w:spacing w:before="280" w:lineRule="auto"/>
+        <w:widowControl/>
+        <w:spacing w:before="140" w:lineRule="auto" w:after="40" w:line="240"/>
         <w:rPr>
+          <w:rFonts w:ascii="Arial" w:hAnsi="Arial" w:eastAsia="Arial" w:cs="Arial"/>
           <w:b w:val="1"/>
           <w:bCs w:val="1"/>
-          <w:color w:val="000000"/>
           <w:sz w:val="26"/>
           <w:szCs w:val="26"/>
         </w:rPr>
@@ -481,9 +639,10 @@
       <w:bookmarkEnd w:id="85"/>
       <w:r>
         <w:rPr>
-          <w:b w:val="1"/>
+          <w:rFonts w:ascii="Arial" w:hAnsi="Arial" w:eastAsia="Arial" w:cs="Arial"/>
+          <w:b/>
           <w:bCs w:val="1"/>
-          <w:color w:val="000000"/>
+          <w:color w:val="111111"/>
           <w:sz w:val="26"/>
           <w:szCs w:val="26"/>
           <w:rtl w:val="0"/>
@@ -493,11 +652,17 @@
     </w:p>
     <w:p>
       <w:pPr>
-        <w:spacing w:after="240" w:before="240" w:lineRule="auto"/>
-        <w:rPr/>
+        <w:keepNext w:val="0"/>
+        <w:widowControl/>
+        <w:spacing w:after="80" w:before="0" w:lineRule="auto" w:line="252"/>
+        <w:rPr>
+          <w:rFonts w:ascii="Arial" w:hAnsi="Arial" w:eastAsia="Arial" w:cs="Arial"/>
+        </w:rPr>
       </w:pPr>
       <w:r>
         <w:rPr>
+          <w:rFonts w:ascii="Arial" w:hAnsi="Arial" w:eastAsia="Arial" w:cs="Arial"/>
+          <w:color w:val="111111"/>
           <w:rtl w:val="0"/>
         </w:rPr>
         <w:t xml:space="preserve">Students conduct additional trials, repeat tests, add comparison conditions, or complete prototype iterations.</w:t>
@@ -505,11 +670,17 @@
     </w:p>
     <w:p>
       <w:pPr>
-        <w:spacing w:after="240" w:before="240" w:lineRule="auto"/>
-        <w:rPr/>
+        <w:keepNext w:val="0"/>
+        <w:widowControl/>
+        <w:spacing w:after="80" w:before="0" w:lineRule="auto" w:line="252"/>
+        <w:rPr>
+          <w:rFonts w:ascii="Arial" w:hAnsi="Arial" w:eastAsia="Arial" w:cs="Arial"/>
+        </w:rPr>
       </w:pPr>
       <w:r>
         <w:rPr>
+          <w:rFonts w:ascii="Arial" w:hAnsi="Arial" w:eastAsia="Arial" w:cs="Arial"/>
+          <w:color w:val="111111"/>
           <w:rtl w:val="0"/>
         </w:rPr>
         <w:t xml:space="preserve">Teacher should monitor whether students are collecting balanced data across conditions.</w:t>
@@ -518,13 +689,14 @@
     <w:p>
       <w:pPr>
         <w:pStyle w:val="Heading3"/>
-        <w:keepNext w:val="0"/>
+        <w:keepNext/>
         <w:keepLines w:val="0"/>
-        <w:spacing w:before="280" w:lineRule="auto"/>
+        <w:widowControl/>
+        <w:spacing w:before="140" w:lineRule="auto" w:after="40" w:line="240"/>
         <w:rPr>
+          <w:rFonts w:ascii="Arial" w:hAnsi="Arial" w:eastAsia="Arial" w:cs="Arial"/>
           <w:b w:val="1"/>
           <w:bCs w:val="1"/>
-          <w:color w:val="000000"/>
           <w:sz w:val="26"/>
           <w:szCs w:val="26"/>
         </w:rPr>
@@ -533,9 +705,10 @@
       <w:bookmarkEnd w:id="86"/>
       <w:r>
         <w:rPr>
-          <w:b w:val="1"/>
+          <w:rFonts w:ascii="Arial" w:hAnsi="Arial" w:eastAsia="Arial" w:cs="Arial"/>
+          <w:b/>
           <w:bCs w:val="1"/>
-          <w:color w:val="000000"/>
+          <w:color w:val="111111"/>
           <w:sz w:val="26"/>
           <w:szCs w:val="26"/>
           <w:rtl w:val="0"/>
@@ -545,11 +718,17 @@
     </w:p>
     <w:p>
       <w:pPr>
-        <w:spacing w:after="240" w:before="240" w:lineRule="auto"/>
-        <w:rPr/>
+        <w:keepNext w:val="0"/>
+        <w:widowControl/>
+        <w:spacing w:after="80" w:before="0" w:lineRule="auto" w:line="252"/>
+        <w:rPr>
+          <w:rFonts w:ascii="Arial" w:hAnsi="Arial" w:eastAsia="Arial" w:cs="Arial"/>
+        </w:rPr>
       </w:pPr>
       <w:r>
         <w:rPr>
+          <w:rFonts w:ascii="Arial" w:hAnsi="Arial" w:eastAsia="Arial" w:cs="Arial"/>
+          <w:color w:val="111111"/>
           <w:rtl w:val="0"/>
         </w:rPr>
         <w:t xml:space="preserve">Students complete Student Handout 13.</w:t>
@@ -557,11 +736,17 @@
     </w:p>
     <w:p>
       <w:pPr>
-        <w:spacing w:after="240" w:before="240" w:lineRule="auto"/>
-        <w:rPr/>
+        <w:keepNext w:val="0"/>
+        <w:widowControl/>
+        <w:spacing w:after="80" w:before="0" w:lineRule="auto" w:line="252"/>
+        <w:rPr>
+          <w:rFonts w:ascii="Arial" w:hAnsi="Arial" w:eastAsia="Arial" w:cs="Arial"/>
+        </w:rPr>
       </w:pPr>
       <w:r>
         <w:rPr>
+          <w:rFonts w:ascii="Arial" w:hAnsi="Arial" w:eastAsia="Arial" w:cs="Arial"/>
+          <w:color w:val="111111"/>
           <w:rtl w:val="0"/>
         </w:rPr>
         <w:t xml:space="preserve">They should identify:</w:t>
@@ -569,15 +754,19 @@
     </w:p>
     <w:p>
       <w:pPr>
+        <w:keepNext w:val="0"/>
+        <w:widowControl/>
         <w:numPr>
           <w:ilvl w:val="0"/>
           <w:numId w:val="91"/>
         </w:numPr>
-        <w:spacing w:after="0" w:afterAutospacing="0" w:before="240" w:lineRule="auto"/>
+        <w:spacing w:after="80" w:afterAutospacing="0" w:before="0" w:lineRule="auto" w:line="252"/>
         <w:ind w:left="720" w:hanging="360"/>
       </w:pPr>
       <w:r>
         <w:rPr>
+          <w:rFonts w:ascii="Arial" w:hAnsi="Arial" w:eastAsia="Arial" w:cs="Arial"/>
+          <w:color w:val="111111"/>
           <w:rtl w:val="0"/>
         </w:rPr>
         <w:t xml:space="preserve">What evidence is strong</w:t>
@@ -585,15 +774,19 @@
     </w:p>
     <w:p>
       <w:pPr>
+        <w:keepNext w:val="0"/>
+        <w:widowControl/>
         <w:numPr>
           <w:ilvl w:val="0"/>
           <w:numId w:val="91"/>
         </w:numPr>
-        <w:spacing w:after="0" w:afterAutospacing="0" w:before="0" w:beforeAutospacing="0" w:lineRule="auto"/>
+        <w:spacing w:after="80" w:afterAutospacing="0" w:before="0" w:beforeAutospacing="0" w:lineRule="auto" w:line="252"/>
         <w:ind w:left="720" w:hanging="360"/>
       </w:pPr>
       <w:r>
         <w:rPr>
+          <w:rFonts w:ascii="Arial" w:hAnsi="Arial" w:eastAsia="Arial" w:cs="Arial"/>
+          <w:color w:val="111111"/>
           <w:rtl w:val="0"/>
         </w:rPr>
         <w:t xml:space="preserve">What evidence is weak</w:t>
@@ -601,15 +794,19 @@
     </w:p>
     <w:p>
       <w:pPr>
+        <w:keepNext w:val="0"/>
+        <w:widowControl/>
         <w:numPr>
           <w:ilvl w:val="0"/>
           <w:numId w:val="91"/>
         </w:numPr>
-        <w:spacing w:after="0" w:afterAutospacing="0" w:before="0" w:beforeAutospacing="0" w:lineRule="auto"/>
+        <w:spacing w:after="80" w:afterAutospacing="0" w:before="0" w:beforeAutospacing="0" w:lineRule="auto" w:line="252"/>
         <w:ind w:left="720" w:hanging="360"/>
       </w:pPr>
       <w:r>
         <w:rPr>
+          <w:rFonts w:ascii="Arial" w:hAnsi="Arial" w:eastAsia="Arial" w:cs="Arial"/>
+          <w:color w:val="111111"/>
           <w:rtl w:val="0"/>
         </w:rPr>
         <w:t xml:space="preserve">Which conditions need more trials</w:t>
@@ -617,15 +814,19 @@
     </w:p>
     <w:p>
       <w:pPr>
+        <w:keepNext w:val="0"/>
+        <w:widowControl/>
         <w:numPr>
           <w:ilvl w:val="0"/>
           <w:numId w:val="91"/>
         </w:numPr>
-        <w:spacing w:after="0" w:afterAutospacing="0" w:before="0" w:beforeAutospacing="0" w:lineRule="auto"/>
+        <w:spacing w:after="80" w:afterAutospacing="0" w:before="0" w:beforeAutospacing="0" w:lineRule="auto" w:line="252"/>
         <w:ind w:left="720" w:hanging="360"/>
       </w:pPr>
       <w:r>
         <w:rPr>
+          <w:rFonts w:ascii="Arial" w:hAnsi="Arial" w:eastAsia="Arial" w:cs="Arial"/>
+          <w:color w:val="111111"/>
           <w:rtl w:val="0"/>
         </w:rPr>
         <w:t xml:space="preserve">Whether outliers or failed trials need notes</w:t>
@@ -633,15 +834,19 @@
     </w:p>
     <w:p>
       <w:pPr>
+        <w:keepNext w:val="0"/>
+        <w:widowControl/>
         <w:numPr>
           <w:ilvl w:val="0"/>
           <w:numId w:val="91"/>
         </w:numPr>
-        <w:spacing w:after="240" w:before="0" w:beforeAutospacing="0" w:lineRule="auto"/>
+        <w:spacing w:after="80" w:before="0" w:beforeAutospacing="0" w:lineRule="auto" w:line="252"/>
         <w:ind w:left="720" w:hanging="360"/>
       </w:pPr>
       <w:r>
         <w:rPr>
+          <w:rFonts w:ascii="Arial" w:hAnsi="Arial" w:eastAsia="Arial" w:cs="Arial"/>
+          <w:color w:val="111111"/>
           <w:rtl w:val="0"/>
         </w:rPr>
         <w:t xml:space="preserve">What must be completed before analysis</w:t>
@@ -650,10 +855,12 @@
     <w:p>
       <w:pPr>
         <w:pStyle w:val="Heading2"/>
-        <w:keepNext w:val="0"/>
+        <w:keepNext/>
         <w:keepLines w:val="0"/>
-        <w:spacing w:after="80" w:lineRule="auto"/>
+        <w:widowControl/>
+        <w:spacing w:after="80" w:lineRule="auto" w:before="220" w:line="240"/>
         <w:rPr>
+          <w:rFonts w:ascii="Arial" w:hAnsi="Arial" w:eastAsia="Arial" w:cs="Arial"/>
           <w:b w:val="1"/>
           <w:bCs w:val="1"/>
           <w:sz w:val="34"/>
@@ -664,8 +871,10 @@
       <w:bookmarkEnd w:id="87"/>
       <w:r>
         <w:rPr>
-          <w:b w:val="1"/>
+          <w:rFonts w:ascii="Arial" w:hAnsi="Arial" w:eastAsia="Arial" w:cs="Arial"/>
+          <w:b/>
           <w:bCs w:val="1"/>
+          <w:color w:val="E31B23"/>
           <w:sz w:val="34"/>
           <w:szCs w:val="34"/>
           <w:rtl w:val="0"/>
@@ -675,15 +884,20 @@
     </w:p>
     <w:p>
       <w:pPr>
+        <w:keepNext w:val="0"/>
+        <w:widowControl/>
         <w:numPr>
           <w:ilvl w:val="0"/>
-          <w:numId w:val="103"/>
+          <w:numId w:val="123"/>
         </w:numPr>
-        <w:spacing w:after="0" w:afterAutospacing="0" w:before="240" w:lineRule="auto"/>
-        <w:ind w:left="720" w:hanging="360"/>
+        <w:pStyle w:val="ListBullet"/>
+        <w:spacing w:after="40" w:afterAutospacing="0" w:before="0" w:lineRule="auto" w:line="252"/>
+        <w:ind/>
       </w:pPr>
       <w:r>
         <w:rPr>
+          <w:rFonts w:ascii="Arial" w:hAnsi="Arial" w:eastAsia="Arial" w:cs="Arial"/>
+          <w:color w:val="111111"/>
           <w:rtl w:val="0"/>
         </w:rPr>
         <w:t xml:space="preserve">Updated raw data set</w:t>
@@ -691,15 +905,20 @@
     </w:p>
     <w:p>
       <w:pPr>
+        <w:keepNext w:val="0"/>
+        <w:widowControl/>
         <w:numPr>
           <w:ilvl w:val="0"/>
-          <w:numId w:val="103"/>
+          <w:numId w:val="123"/>
         </w:numPr>
-        <w:spacing w:after="0" w:afterAutospacing="0" w:before="0" w:beforeAutospacing="0" w:lineRule="auto"/>
-        <w:ind w:left="720" w:hanging="360"/>
+        <w:pStyle w:val="ListBullet"/>
+        <w:spacing w:after="40" w:afterAutospacing="0" w:before="0" w:beforeAutospacing="0" w:lineRule="auto" w:line="252"/>
+        <w:ind/>
       </w:pPr>
       <w:r>
         <w:rPr>
+          <w:rFonts w:ascii="Arial" w:hAnsi="Arial" w:eastAsia="Arial" w:cs="Arial"/>
+          <w:color w:val="111111"/>
           <w:rtl w:val="0"/>
         </w:rPr>
         <w:t xml:space="preserve">Reliability and completeness check</w:t>
@@ -707,15 +926,20 @@
     </w:p>
     <w:p>
       <w:pPr>
+        <w:keepNext w:val="0"/>
+        <w:widowControl/>
         <w:numPr>
           <w:ilvl w:val="0"/>
-          <w:numId w:val="103"/>
+          <w:numId w:val="123"/>
         </w:numPr>
-        <w:spacing w:after="0" w:afterAutospacing="0" w:before="0" w:beforeAutospacing="0" w:lineRule="auto"/>
-        <w:ind w:left="720" w:hanging="360"/>
+        <w:pStyle w:val="ListBullet"/>
+        <w:spacing w:after="40" w:afterAutospacing="0" w:before="0" w:beforeAutospacing="0" w:lineRule="auto" w:line="252"/>
+        <w:ind/>
       </w:pPr>
       <w:r>
         <w:rPr>
+          <w:rFonts w:ascii="Arial" w:hAnsi="Arial" w:eastAsia="Arial" w:cs="Arial"/>
+          <w:color w:val="111111"/>
           <w:rtl w:val="0"/>
         </w:rPr>
         <w:t xml:space="preserve">Weekly progress check-in</w:t>
@@ -723,15 +947,20 @@
     </w:p>
     <w:p>
       <w:pPr>
+        <w:keepNext w:val="0"/>
+        <w:widowControl/>
         <w:numPr>
           <w:ilvl w:val="0"/>
-          <w:numId w:val="103"/>
+          <w:numId w:val="123"/>
         </w:numPr>
-        <w:spacing w:after="240" w:before="0" w:beforeAutospacing="0" w:lineRule="auto"/>
-        <w:ind w:left="720" w:hanging="360"/>
+        <w:pStyle w:val="ListBullet"/>
+        <w:spacing w:after="40" w:before="0" w:beforeAutospacing="0" w:lineRule="auto" w:line="252"/>
+        <w:ind/>
       </w:pPr>
       <w:r>
         <w:rPr>
+          <w:rFonts w:ascii="Arial" w:hAnsi="Arial" w:eastAsia="Arial" w:cs="Arial"/>
+          <w:color w:val="111111"/>
           <w:rtl w:val="0"/>
         </w:rPr>
         <w:t xml:space="preserve">Updated timeline if needed</w:t>
@@ -740,10 +969,12 @@
     <w:p>
       <w:pPr>
         <w:pStyle w:val="Heading2"/>
-        <w:keepNext w:val="0"/>
+        <w:keepNext/>
         <w:keepLines w:val="0"/>
-        <w:spacing w:after="80" w:lineRule="auto"/>
+        <w:widowControl/>
+        <w:spacing w:after="80" w:lineRule="auto" w:before="220" w:line="240"/>
         <w:rPr>
+          <w:rFonts w:ascii="Arial" w:hAnsi="Arial" w:eastAsia="Arial" w:cs="Arial"/>
           <w:b w:val="1"/>
           <w:bCs w:val="1"/>
           <w:sz w:val="34"/>
@@ -754,8 +985,10 @@
       <w:bookmarkEnd w:id="88"/>
       <w:r>
         <w:rPr>
-          <w:b w:val="1"/>
+          <w:rFonts w:ascii="Arial" w:hAnsi="Arial" w:eastAsia="Arial" w:cs="Arial"/>
+          <w:b/>
           <w:bCs w:val="1"/>
+          <w:color w:val="E31B23"/>
           <w:sz w:val="34"/>
           <w:szCs w:val="34"/>
           <w:rtl w:val="0"/>
@@ -765,38 +998,72 @@
     </w:p>
     <w:p>
       <w:pPr>
-        <w:spacing w:after="240" w:before="240" w:lineRule="auto"/>
-        <w:rPr/>
+        <w:keepNext w:val="0"/>
+        <w:widowControl/>
+        <w:spacing w:after="80" w:before="0" w:lineRule="auto" w:line="252"/>
+        <w:rPr>
+          <w:rFonts w:ascii="Arial" w:hAnsi="Arial" w:eastAsia="Arial" w:cs="Arial"/>
+        </w:rPr>
       </w:pPr>
       <w:r>
         <w:rPr>
+          <w:rFonts w:ascii="Arial" w:hAnsi="Arial" w:eastAsia="Arial" w:cs="Arial"/>
+          <w:color w:val="111111"/>
           <w:rtl w:val="0"/>
         </w:rPr>
         <w:t xml:space="preserve">Students may confuse quantity with quality. More data is not useful if the method is inconsistent. Encourage students to prioritize consistent, well-documented evidence over large but chaotic data sets.</w:t>
       </w:r>
     </w:p>
-    <w:p>
-      <w:pPr>
-        <w:rPr/>
-      </w:pPr>
-      <w:r>
-        <w:pict>
-          <v:rect style="width:0.0pt;height:1.5pt" o:hr="t" o:hrstd="t" o:hralign="center" fillcolor="#A0A0A0" stroked="f"/>
-        </w:pict>
-      </w:r>
-      <w:r>
-        <w:rPr>
-          <w:rtl w:val="0"/>
-        </w:rPr>
-      </w:r>
-    </w:p>
     <w:sectPr>
-      <w:pgSz w:h="15840" w:w="12240" w:orient="portrait"/>
-      <w:pgMar w:bottom="1440" w:top="1440" w:left="1440" w:right="1440" w:header="720" w:footer="720"/>
+      <w:headerReference w:type="default" r:id="rId6"/>
+      <w:footerReference w:type="default" r:id="rId7"/>
+      <w:pgSz w:h="15840" w:w="12240"/>
+      <w:pgMar w:bottom="864" w:top="936" w:left="1080" w:right="1080" w:header="360" w:footer="432"/>
       <w:pgNumType w:start="1"/>
     </w:sectPr>
   </w:body>
 </w:document>
+</file>
+
+<file path=word/footer1.xml><?xml version="1.0" encoding="utf-8"?>
+<w:ftr xmlns:m="http://schemas.openxmlformats.org/officeDocument/2006/math" xmlns:mc="http://schemas.openxmlformats.org/markup-compatibility/2006" xmlns:mo="http://schemas.microsoft.com/office/mac/office/2008/main" xmlns:mv="urn:schemas-microsoft-com:mac:vml" xmlns:o="urn:schemas-microsoft-com:office:office" xmlns:r="http://schemas.openxmlformats.org/officeDocument/2006/relationships" xmlns:v="urn:schemas-microsoft-com:vml" xmlns:w10="urn:schemas-microsoft-com:office:word" xmlns:w14="http://schemas.microsoft.com/office/word/2010/wordml" xmlns:w="http://schemas.openxmlformats.org/wordprocessingml/2006/main" xmlns:wne="http://schemas.microsoft.com/office/word/2006/wordml" xmlns:wp14="http://schemas.microsoft.com/office/word/2010/wordprocessingDrawing" xmlns:wp="http://schemas.openxmlformats.org/drawingml/2006/wordprocessingDrawing" xmlns:wpc="http://schemas.microsoft.com/office/word/2010/wordprocessingCanvas" xmlns:wpg="http://schemas.microsoft.com/office/word/2010/wordprocessingGroup" xmlns:wpi="http://schemas.microsoft.com/office/word/2010/wordprocessingInk" xmlns:wps="http://schemas.microsoft.com/office/word/2010/wordprocessingShape" mc:Ignorable="w14 wp14">
+  <w:p>
+    <w:pPr>
+      <w:pStyle w:val="footer"/>
+      <w:jc w:val="center"/>
+    </w:pPr>
+    <w:r>
+      <w:rPr>
+        <w:rFonts w:ascii="Arial" w:hAnsi="Arial"/>
+        <w:color w:val="555555"/>
+        <w:sz w:val="17"/>
+      </w:rPr>
+      <w:t xml:space="preserve">STARLAB | UNIT 3 | WEEK 11 | PAGE </w:t>
+    </w:r>
+    <w:r>
+      <w:rPr>
+        <w:rFonts w:ascii="Arial" w:hAnsi="Arial"/>
+        <w:color w:val="555555"/>
+        <w:sz w:val="17"/>
+      </w:rPr>
+      <w:fldChar w:fldCharType="begin"/>
+      <w:instrText xml:space="preserve"> PAGE </w:instrText>
+      <w:fldChar w:fldCharType="separate"/>
+      <w:t>1</w:t>
+      <w:fldChar w:fldCharType="end"/>
+    </w:r>
+  </w:p>
+</w:ftr>
+</file>
+
+<file path=word/header1.xml><?xml version="1.0" encoding="utf-8"?>
+<w:hdr xmlns:m="http://schemas.openxmlformats.org/officeDocument/2006/math" xmlns:mc="http://schemas.openxmlformats.org/markup-compatibility/2006" xmlns:mo="http://schemas.microsoft.com/office/mac/office/2008/main" xmlns:mv="urn:schemas-microsoft-com:mac:vml" xmlns:o="urn:schemas-microsoft-com:office:office" xmlns:r="http://schemas.openxmlformats.org/officeDocument/2006/relationships" xmlns:v="urn:schemas-microsoft-com:vml" xmlns:w10="urn:schemas-microsoft-com:office:word" xmlns:w14="http://schemas.microsoft.com/office/word/2010/wordml" xmlns:w="http://schemas.openxmlformats.org/wordprocessingml/2006/main" xmlns:wne="http://schemas.microsoft.com/office/word/2006/wordml" xmlns:wp14="http://schemas.microsoft.com/office/word/2010/wordprocessingDrawing" xmlns:wp="http://schemas.openxmlformats.org/drawingml/2006/wordprocessingDrawing" xmlns:wpc="http://schemas.microsoft.com/office/word/2010/wordprocessingCanvas" xmlns:wpg="http://schemas.microsoft.com/office/word/2010/wordprocessingGroup" xmlns:wpi="http://schemas.microsoft.com/office/word/2010/wordprocessingInk" xmlns:wps="http://schemas.microsoft.com/office/word/2010/wordprocessingShape" mc:Ignorable="w14 wp14">
+  <w:p>
+    <w:pPr>
+      <w:pStyle w:val="Header"/>
+    </w:pPr>
+  </w:p>
+</w:hdr>
 </file>
 
 <file path=word/numbering.xml><?xml version="1.0" encoding="utf-8"?>
@@ -14587,6 +14854,28 @@
   <w:num w:numId="122">
     <w:abstractNumId w:val="122"/>
   </w:num>
+  <w:abstractNum w:abstractNumId="123">
+    <w:multiLevelType w:val="singleLevel"/>
+    <w:lvl w:ilvl="0">
+      <w:start w:val="1"/>
+      <w:numFmt w:val="bullet"/>
+      <w:lvlText w:val="•"/>
+      <w:lvlJc w:val="left"/>
+      <w:pPr>
+        <w:tabs>
+          <w:tab w:val="num" w:pos="360"/>
+        </w:tabs>
+        <w:ind w:left="540" w:hanging="180"/>
+      </w:pPr>
+      <w:rPr>
+        <w:rFonts w:ascii="Arial" w:hAnsi="Arial" w:eastAsia="Arial" w:cs="Arial"/>
+        <w:sz w:val="21"/>
+      </w:rPr>
+    </w:lvl>
+  </w:abstractNum>
+  <w:num w:numId="123">
+    <w:abstractNumId w:val="123"/>
+  </w:num>
 </w:numbering>
 </file>
 
@@ -14620,19 +14909,34 @@
   </w:style>
   <w:style w:type="paragraph" w:styleId="Normal" w:default="1">
     <w:name w:val="normal"/>
+    <w:pPr>
+      <w:widowControl/>
+      <w:spacing w:before="0" w:after="80" w:line="252" w:lineRule="auto"/>
+    </w:pPr>
+    <w:rPr>
+      <w:rFonts w:ascii="Arial" w:hAnsi="Arial" w:eastAsia="Arial" w:cs="Arial"/>
+      <w:b w:val="0"/>
+      <w:i w:val="0"/>
+      <w:color w:val="111111"/>
+      <w:sz w:val="20"/>
+    </w:rPr>
   </w:style>
   <w:style w:type="paragraph" w:styleId="Heading1">
     <w:name w:val="heading 1"/>
     <w:basedOn w:val="Normal"/>
     <w:next w:val="Normal"/>
     <w:pPr>
-      <w:keepNext w:val="1"/>
+      <w:keepNext/>
       <w:keepLines w:val="1"/>
       <w:pageBreakBefore w:val="0"/>
-      <w:spacing w:after="120" w:before="400" w:lineRule="auto"/>
+      <w:spacing w:after="120" w:before="280" w:lineRule="auto"/>
     </w:pPr>
     <w:rPr>
-      <w:sz w:val="40"/>
+      <w:rFonts w:ascii="Arial" w:hAnsi="Arial" w:eastAsia="Arial" w:cs="Arial"/>
+      <w:b/>
+      <w:i w:val="0"/>
+      <w:color w:val="E31B23"/>
+      <w:sz w:val="32"/>
       <w:szCs w:val="40"/>
     </w:rPr>
   </w:style>
@@ -14641,15 +14945,18 @@
     <w:basedOn w:val="Normal"/>
     <w:next w:val="Normal"/>
     <w:pPr>
-      <w:keepNext w:val="1"/>
+      <w:keepNext/>
       <w:keepLines w:val="1"/>
       <w:pageBreakBefore w:val="0"/>
-      <w:spacing w:after="120" w:before="360" w:lineRule="auto"/>
+      <w:spacing w:after="80" w:before="220" w:lineRule="auto"/>
     </w:pPr>
     <w:rPr>
-      <w:b w:val="0"/>
+      <w:rFonts w:ascii="Arial" w:hAnsi="Arial" w:eastAsia="Arial" w:cs="Arial"/>
+      <w:b/>
       <w:bCs w:val="0"/>
-      <w:sz w:val="32"/>
+      <w:i w:val="0"/>
+      <w:color w:val="E31B23"/>
+      <w:sz w:val="27"/>
       <w:szCs w:val="32"/>
     </w:rPr>
   </w:style>
@@ -14658,16 +14965,18 @@
     <w:basedOn w:val="Normal"/>
     <w:next w:val="Normal"/>
     <w:pPr>
-      <w:keepNext w:val="1"/>
+      <w:keepNext/>
       <w:keepLines w:val="1"/>
       <w:pageBreakBefore w:val="0"/>
-      <w:spacing w:after="80" w:before="320" w:lineRule="auto"/>
+      <w:spacing w:after="40" w:before="140" w:lineRule="auto"/>
     </w:pPr>
     <w:rPr>
-      <w:b w:val="0"/>
+      <w:rFonts w:ascii="Arial" w:hAnsi="Arial" w:eastAsia="Arial" w:cs="Arial"/>
+      <w:b/>
       <w:bCs w:val="0"/>
-      <w:color w:val="434343"/>
-      <w:sz w:val="28"/>
+      <w:i w:val="0"/>
+      <w:color w:val="111111"/>
+      <w:sz w:val="23"/>
       <w:szCs w:val="28"/>
     </w:rPr>
   </w:style>
@@ -14682,7 +14991,7 @@
       <w:spacing w:after="80" w:before="280" w:lineRule="auto"/>
     </w:pPr>
     <w:rPr>
-      <w:color w:val="666666"/>
+      <w:color w:val="555555"/>
       <w:sz w:val="24"/>
       <w:szCs w:val="24"/>
     </w:rPr>
@@ -14698,7 +15007,7 @@
       <w:spacing w:after="80" w:before="240" w:lineRule="auto"/>
     </w:pPr>
     <w:rPr>
-      <w:color w:val="666666"/>
+      <w:color w:val="555555"/>
       <w:sz w:val="22"/>
       <w:szCs w:val="22"/>
     </w:rPr>
@@ -14716,7 +15025,7 @@
     <w:rPr>
       <w:i w:val="1"/>
       <w:iCs w:val="1"/>
-      <w:color w:val="666666"/>
+      <w:color w:val="555555"/>
       <w:sz w:val="22"/>
       <w:szCs w:val="22"/>
     </w:rPr>
@@ -14729,10 +15038,14 @@
       <w:keepNext w:val="1"/>
       <w:keepLines w:val="1"/>
       <w:pageBreakBefore w:val="0"/>
-      <w:spacing w:after="60" w:before="0" w:lineRule="auto"/>
+      <w:spacing w:after="80" w:before="0" w:lineRule="auto"/>
     </w:pPr>
     <w:rPr>
-      <w:sz w:val="52"/>
+      <w:rFonts w:ascii="Arial" w:hAnsi="Arial" w:eastAsia="Arial" w:cs="Arial"/>
+      <w:b/>
+      <w:i w:val="0"/>
+      <w:color w:val="111111"/>
+      <w:sz w:val="48"/>
       <w:szCs w:val="52"/>
     </w:rPr>
   </w:style>
@@ -14744,14 +15057,15 @@
       <w:keepNext w:val="1"/>
       <w:keepLines w:val="1"/>
       <w:pageBreakBefore w:val="0"/>
-      <w:spacing w:after="320" w:before="0" w:lineRule="auto"/>
+      <w:spacing w:after="240" w:before="0" w:lineRule="auto"/>
     </w:pPr>
     <w:rPr>
       <w:rFonts w:ascii="Arial" w:cs="Arial" w:eastAsia="Arial" w:hAnsi="Arial"/>
+      <w:b/>
       <w:i w:val="0"/>
       <w:iCs w:val="0"/>
-      <w:color w:val="666666"/>
-      <w:sz w:val="30"/>
+      <w:color w:val="555555"/>
+      <w:sz w:val="21"/>
       <w:szCs w:val="30"/>
     </w:rPr>
   </w:style>
@@ -14819,6 +15133,132 @@
       <w:tblCellMar/>
     </w:tblPr>
   </w:style>
+  <w:style w:type="paragraph" w:customStyle="1" w:styleId="STARLABBrand">
+    <w:name w:val="STARLAB Brand"/>
+    <w:basedOn w:val="Normal"/>
+    <w:pPr>
+      <w:keepNext/>
+      <w:spacing w:before="0" w:after="40"/>
+    </w:pPr>
+    <w:rPr>
+      <w:rFonts w:ascii="Arial" w:hAnsi="Arial" w:eastAsia="Arial" w:cs="Arial"/>
+      <w:b/>
+      <w:i w:val="0"/>
+      <w:color w:val="E31B23"/>
+      <w:sz w:val="21"/>
+    </w:rPr>
+  </w:style>
+  <w:style w:type="paragraph" w:customStyle="1" w:styleId="STARLABWeekTitle">
+    <w:name w:val="STARLAB Week Title"/>
+    <w:basedOn w:val="Normal"/>
+    <w:pPr>
+      <w:keepNext/>
+      <w:spacing w:before="0" w:after="80" w:line="240" w:lineRule="auto"/>
+    </w:pPr>
+    <w:rPr>
+      <w:rFonts w:ascii="Arial" w:hAnsi="Arial" w:eastAsia="Arial" w:cs="Arial"/>
+      <w:b/>
+      <w:i w:val="0"/>
+      <w:color w:val="111111"/>
+      <w:sz w:val="48"/>
+    </w:rPr>
+  </w:style>
+  <w:style w:type="paragraph" w:customStyle="1" w:styleId="STARLABGuideSubtitle">
+    <w:name w:val="STARLAB Guide Subtitle"/>
+    <w:basedOn w:val="Normal"/>
+    <w:pPr>
+      <w:keepNext/>
+      <w:spacing w:before="0" w:after="260"/>
+    </w:pPr>
+    <w:rPr>
+      <w:rFonts w:ascii="Arial" w:hAnsi="Arial" w:eastAsia="Arial" w:cs="Arial"/>
+      <w:b/>
+      <w:i w:val="0"/>
+      <w:color w:val="555555"/>
+      <w:sz w:val="21"/>
+    </w:rPr>
+  </w:style>
+  <w:style w:type="paragraph" w:customStyle="1" w:styleId="STARLABLabel">
+    <w:name w:val="STARLAB Label"/>
+    <w:basedOn w:val="Normal"/>
+    <w:pPr>
+      <w:keepNext/>
+      <w:spacing w:before="80" w:after="20"/>
+    </w:pPr>
+    <w:rPr>
+      <w:rFonts w:ascii="Arial" w:hAnsi="Arial" w:eastAsia="Arial" w:cs="Arial"/>
+      <w:b/>
+      <w:i w:val="0"/>
+      <w:color w:val="111111"/>
+      <w:sz w:val="20"/>
+    </w:rPr>
+  </w:style>
+  <w:style w:type="paragraph" w:customStyle="1" w:styleId="STARLABDeckUse">
+    <w:name w:val="STARLAB Deck Use"/>
+    <w:basedOn w:val="Normal"/>
+    <w:pPr>
+      <w:keepLines/>
+      <w:spacing w:before="40" w:after="140"/>
+      <w:ind w:left="187" w:right="115"/>
+    </w:pPr>
+    <w:rPr>
+      <w:rFonts w:ascii="Arial" w:hAnsi="Arial" w:eastAsia="Arial" w:cs="Arial"/>
+      <w:b w:val="0"/>
+      <w:i w:val="0"/>
+      <w:color w:val="111111"/>
+      <w:sz w:val="20"/>
+    </w:rPr>
+  </w:style>
+  <w:style w:type="paragraph" w:customStyle="1" w:styleId="ListBullet">
+    <w:name w:val="List Bullet"/>
+    <w:pPr>
+      <w:spacing w:before="0" w:after="40" w:line="252" w:lineRule="auto"/>
+    </w:pPr>
+    <w:rPr>
+      <w:rFonts w:ascii="Arial" w:hAnsi="Arial" w:eastAsia="Arial" w:cs="Arial"/>
+      <w:b w:val="0"/>
+      <w:i w:val="0"/>
+      <w:color w:val="111111"/>
+      <w:sz w:val="20"/>
+    </w:rPr>
+  </w:style>
+  <w:style w:type="paragraph" w:customStyle="1" w:styleId="ListNumber">
+    <w:name w:val="List Number"/>
+    <w:pPr>
+      <w:spacing w:before="0" w:after="40" w:line="252" w:lineRule="auto"/>
+    </w:pPr>
+    <w:rPr>
+      <w:rFonts w:ascii="Arial" w:hAnsi="Arial" w:eastAsia="Arial" w:cs="Arial"/>
+      <w:b w:val="0"/>
+      <w:i w:val="0"/>
+      <w:color w:val="111111"/>
+      <w:sz w:val="20"/>
+    </w:rPr>
+  </w:style>
+  <w:style w:type="paragraph" w:customStyle="1" w:styleId="footer">
+    <w:name w:val="footer"/>
+    <w:pPr>
+      <w:spacing w:before="0" w:after="0"/>
+    </w:pPr>
+    <w:rPr>
+      <w:rFonts w:ascii="Arial" w:hAnsi="Arial" w:eastAsia="Arial" w:cs="Arial"/>
+      <w:b w:val="0"/>
+      <w:i w:val="0"/>
+      <w:color w:val="555555"/>
+      <w:sz w:val="17"/>
+    </w:rPr>
+  </w:style>
+  <w:style w:type="character" w:customStyle="1" w:styleId="Hyperlink">
+    <w:name w:val="Hyperlink"/>
+    <w:rPr>
+      <w:rFonts w:ascii="Arial" w:hAnsi="Arial" w:eastAsia="Arial" w:cs="Arial"/>
+      <w:b w:val="0"/>
+      <w:i w:val="0"/>
+      <w:color w:val="E31B23"/>
+      <w:sz w:val="20"/>
+      <w:u w:val="single"/>
+    </w:rPr>
+  </w:style>
 </w:styles>
 </file>
 
@@ -14833,34 +15273,34 @@
         <a:sysClr val="window" lastClr="FFFFFF"/>
       </a:lt1>
       <a:dk2>
-        <a:srgbClr val="1F497D"/>
+        <a:srgbClr val="555555"/>
       </a:dk2>
       <a:lt2>
-        <a:srgbClr val="EEECE1"/>
+        <a:srgbClr val="E6E6E6"/>
       </a:lt2>
       <a:accent1>
-        <a:srgbClr val="4F81BD"/>
+        <a:srgbClr val="999999"/>
       </a:accent1>
       <a:accent2>
-        <a:srgbClr val="C0504D"/>
+        <a:srgbClr val="E31B23"/>
       </a:accent2>
       <a:accent3>
-        <a:srgbClr val="9BBB59"/>
+        <a:srgbClr val="999999"/>
       </a:accent3>
       <a:accent4>
-        <a:srgbClr val="8064A2"/>
+        <a:srgbClr val="999999"/>
       </a:accent4>
       <a:accent5>
-        <a:srgbClr val="4BACC6"/>
+        <a:srgbClr val="999999"/>
       </a:accent5>
       <a:accent6>
-        <a:srgbClr val="F79646"/>
+        <a:srgbClr val="999999"/>
       </a:accent6>
       <a:hlink>
-        <a:srgbClr val="0000FF"/>
+        <a:srgbClr val="555555"/>
       </a:hlink>
       <a:folHlink>
-        <a:srgbClr val="800080"/>
+        <a:srgbClr val="555555"/>
       </a:folHlink>
     </a:clrScheme>
     <a:fontScheme name="Office">
